--- a/docs/anexo-testes-rascunho-2.docx
+++ b/docs/anexo-testes-rascunho-2.docx
@@ -26,7 +26,7 @@
         <w:rPr>
           <w:rStyle w:val="Strong"/>
         </w:rPr>
-        <w:t>Rascunho 2 — 26/08/2026.</w:t>
+        <w:t>Rascunho 2 — 30/09/2026.</w:t>
       </w:r>
       <w:r>
         <w:rPr/>
@@ -3990,6 +3990,34 @@
       <w:r>
         <w:rPr/>
         <w:t>.</w:t>
+      </w:r>
+    </w:p>
+    <w:p>
+      <w:pPr>
+        <w:pStyle w:val="BodyText"/>
+        <w:bidi w:val="0"/>
+        <w:jc w:val="left"/>
+        <w:rPr/>
+      </w:pPr>
+      <w:r>
+        <w:rPr>
+          <w:rStyle w:val="Strong"/>
+        </w:rPr>
+        <w:t>O que esta simulação não aplica.</w:t>
+      </w:r>
+      <w:r>
+        <w:rPr/>
+        <w:t xml:space="preserve"> A conversão aqui não aproveita as partidas antigas de nenhum jogador zerado. Pela regra decidida em 30/09/2026 (Anexo de Transição, seção 1.1), as dos jogadores ativos valem — e saber quem estava ativo exige a lista publicada 2 anos antes, que não fazia parte dos dados. Com as partidas de todos os federados zerados aproveitadas, seriam </w:t>
+      </w:r>
+      <w:r>
+        <w:rPr>
+          <w:rStyle w:val="Strong"/>
+        </w:rPr>
+        <w:t>58 estreias em vez de 49</w:t>
+      </w:r>
+      <w:r>
+        <w:rPr/>
+        <w:t>, e 25 ratings finais mudariam; pela regra, o número real fica entre os dois.</w:t>
       </w:r>
     </w:p>
     <w:p>

--- a/docs/anexo-testes-rascunho-2.docx
+++ b/docs/anexo-testes-rascunho-2.docx
@@ -1427,7 +1427,7 @@
             </w:pPr>
             <w:r>
               <w:rPr/>
-              <w:t>acima de 2100 estão 56 jogadores (6,5%); acima de 2300, 10 (1,2%)</w:t>
+              <w:t>56 jogadores (6,5%) têm 2100 ou mais; 10 (1,2%) têm 2300 ou mais</w:t>
             </w:r>
           </w:p>
         </w:tc>
@@ -1510,7 +1510,17 @@
       </w:r>
       <w:r>
         <w:rPr/>
-        <w:t xml:space="preserve"> da federação, contra 29 em 2200 — seria letra morta. E o teto do K=40 de sub-18 marca onde o jogador jovem deixa de receber o fator acelerado: em 2100 ficam acima dele 56 jogadores; em 2300, dez.</w:t>
+        <w:t xml:space="preserve"> da federação, contra 29 em 2200 — seria letra morta. E o teto do K=40 de sub-18 marca onde o jogador jovem deixa de receber o fator acelerado — o K=40 vale enquanto o rating está </w:t>
+      </w:r>
+      <w:r>
+        <w:rPr>
+          <w:rStyle w:val="Emphasis"/>
+        </w:rPr>
+        <w:t>abaixo</w:t>
+      </w:r>
+      <w:r>
+        <w:rPr/>
+        <w:t xml:space="preserve"> do teto, então quem está nele ou acima fica de fora: com o teto em 2100 são 56 jogadores; em 2300, dez.</w:t>
       </w:r>
     </w:p>
     <w:p>
@@ -4606,6 +4616,14 @@
     <w:qFormat/>
     <w:rPr>
       <w:rFonts w:ascii="OpenSymbol" w:hAnsi="OpenSymbol" w:eastAsia="OpenSymbol" w:cs="OpenSymbol"/>
+    </w:rPr>
+  </w:style>
+  <w:style w:type="character" w:styleId="Emphasis">
+    <w:name w:val="Emphasis"/>
+    <w:qFormat/>
+    <w:rPr>
+      <w:i/>
+      <w:iCs/>
     </w:rPr>
   </w:style>
   <w:style w:type="paragraph" w:styleId="Heading">

--- a/docs/anexo-testes-rascunho-2.docx
+++ b/docs/anexo-testes-rascunho-2.docx
@@ -1427,7 +1427,37 @@
             </w:pPr>
             <w:r>
               <w:rPr/>
-              <w:t>56 jogadores (6,5%) têm 2100 ou mais; 10 (1,2%) têm 2300 ou mais</w:t>
+              <w:t xml:space="preserve">dos </w:t>
+            </w:r>
+            <w:r>
+              <w:rPr>
+                <w:rStyle w:val="Strong"/>
+              </w:rPr>
+              <w:t>205 sub-18</w:t>
+            </w:r>
+            <w:r>
+              <w:rPr/>
+              <w:t xml:space="preserve"> com rating, </w:t>
+            </w:r>
+            <w:r>
+              <w:rPr>
+                <w:rStyle w:val="Strong"/>
+              </w:rPr>
+              <w:t>4</w:t>
+            </w:r>
+            <w:r>
+              <w:rPr/>
+              <w:t xml:space="preserve"> têm 2100 ou mais; </w:t>
+            </w:r>
+            <w:r>
+              <w:rPr>
+                <w:rStyle w:val="Strong"/>
+              </w:rPr>
+              <w:t>nenhum</w:t>
+            </w:r>
+            <w:r>
+              <w:rPr/>
+              <w:t xml:space="preserve"> tem 2300 ou mais</w:t>
             </w:r>
           </w:p>
         </w:tc>
@@ -1510,7 +1540,17 @@
       </w:r>
       <w:r>
         <w:rPr/>
-        <w:t xml:space="preserve"> da federação, contra 29 em 2200 — seria letra morta. E o teto do K=40 de sub-18 marca onde o jogador jovem deixa de receber o fator acelerado — o K=40 vale enquanto o rating está </w:t>
+        <w:t xml:space="preserve"> da federação, contra 29 em 2200 — seria letra morta. E o teto do K=40 de sub-18 só alcança quem é sub-18 — pela seção 5 do Anexo Normativo, até o fim do ano em que completa 18, o que na lista de 2026 são os nascidos em 2008 ou depois: </w:t>
+      </w:r>
+      <w:r>
+        <w:rPr>
+          <w:rStyle w:val="Strong"/>
+        </w:rPr>
+        <w:t>205</w:t>
+      </w:r>
+      <w:r>
+        <w:rPr/>
+        <w:t xml:space="preserve"> deles têm rating. O K=40 vale enquanto o rating está </w:t>
       </w:r>
       <w:r>
         <w:rPr>
@@ -1520,7 +1560,27 @@
       </w:r>
       <w:r>
         <w:rPr/>
-        <w:t xml:space="preserve"> do teto, então quem está nele ou acima fica de fora: com o teto em 2100 são 56 jogadores; em 2300, dez.</w:t>
+        <w:t xml:space="preserve"> do teto, então quem está nele ou acima fica de fora. Com o teto em 2100 são </w:t>
+      </w:r>
+      <w:r>
+        <w:rPr>
+          <w:rStyle w:val="Strong"/>
+        </w:rPr>
+        <w:t>4</w:t>
+      </w:r>
+      <w:r>
+        <w:rPr/>
+        <w:t xml:space="preserve"> jovens; em 2300, </w:t>
+      </w:r>
+      <w:r>
+        <w:rPr>
+          <w:rStyle w:val="Strong"/>
+        </w:rPr>
+        <w:t>nenhum</w:t>
+      </w:r>
+      <w:r>
+        <w:rPr/>
+        <w:t xml:space="preserve"> — o maior rating sub-18 da lista é 2263, e o teto da FIDE não alcançaria ninguém.</w:t>
       </w:r>
     </w:p>
     <w:p>

--- a/docs/anexo-testes-rascunho-2.docx
+++ b/docs/anexo-testes-rascunho-2.docx
@@ -1778,11 +1778,11 @@
         <w:rPr>
           <w:rStyle w:val="Strong"/>
         </w:rPr>
-        <w:t>7 das 13 partidas divergem</w:t>
-      </w:r>
-      <w:r>
-        <w:rPr/>
-        <w:t>:</w:t>
+        <w:t>8 das 13 partidas divergem</w:t>
+      </w:r>
+      <w:r>
+        <w:rPr/>
+        <w:t xml:space="preserve"> quando a variação da fórmula é levada a duas casas, como a tabela publica:</w:t>
       </w:r>
     </w:p>
     <w:tbl>
@@ -2211,7 +2211,7 @@
         <w:rPr>
           <w:rStyle w:val="Strong"/>
         </w:rPr>
-        <w:t>35 torneios entre 25/01 e 07/06/2026</w:t>
+        <w:t>35 torneios entre 25/01 e 23/06/2026</w:t>
       </w:r>
       <w:r>
         <w:rPr/>
